--- a/gov_paper/deliverables/Questionnaire_Persian.docx
+++ b/gov_paper/deliverables/Questionnaire_Persian.docx
@@ -2585,47 +2585,110 @@
     </w:p>
     <w:p>
       <w:pPr>
-        <w:spacing w:before="0" w:after="30" w:line="240" w:lineRule="auto"/>
+        <w:spacing w:before="0" w:after="40" w:line="240" w:lineRule="auto"/>
+        <w:ind w:left="567" w:hanging="567"/>
         <w:jc w:val="left"/>
       </w:pPr>
       <w:r>
         <w:rPr>
           <w:rFonts w:ascii="Times New Roman" w:hAnsi="Times New Roman" w:cs="Times New Roman" w:eastAsia="Times New Roman"/>
-          <w:sz w:val="24"/>
-          <w:szCs w:val="24"/>
-          <w:lang w:val="en-US" w:bidi="fa-IR"/>
-        </w:rPr>
-        <w:t xml:space="preserve">DiMaggio, P. J., &amp; Powell, W. W. (1983). The iron cage revisited: Institutional isomorphism and collective rationality in organizational fields. American Sociological Review, 48(2), 147–160. https:doi.org/10.2307/2095101</w:t>
+          <w:sz w:val="22"/>
+          <w:szCs w:val="22"/>
+          <w:lang w:val="en-US" w:bidi="fa-IR"/>
+        </w:rPr>
+        <w:t xml:space="preserve">DiMaggio, P. J., &amp; Powell, W. W. (1983). The iron cage revisited: Institutional isomorphism and collective rationality in organizational fields. </w:t>
+      </w:r>
+      <w:r>
+        <w:rPr>
+          <w:rFonts w:ascii="Times New Roman" w:hAnsi="Times New Roman" w:cs="Times New Roman" w:eastAsia="Times New Roman"/>
+          <w:i/>
+          <w:iCs/>
+          <w:sz w:val="22"/>
+          <w:szCs w:val="22"/>
+          <w:lang w:val="en-US" w:bidi="fa-IR"/>
+        </w:rPr>
+        <w:t xml:space="preserve">American Sociological Review, 48</w:t>
+      </w:r>
+      <w:r>
+        <w:rPr>
+          <w:rFonts w:ascii="Times New Roman" w:hAnsi="Times New Roman" w:cs="Times New Roman" w:eastAsia="Times New Roman"/>
+          <w:sz w:val="22"/>
+          <w:szCs w:val="22"/>
+          <w:lang w:val="en-US" w:bidi="fa-IR"/>
+        </w:rPr>
+        <w:t xml:space="preserve">(2), 147–160. https://doi.org/10.2307/2095101</w:t>
       </w:r>
     </w:p>
     <w:p>
       <w:pPr>
-        <w:spacing w:before="0" w:after="30" w:line="240" w:lineRule="auto"/>
+        <w:spacing w:before="0" w:after="40" w:line="240" w:lineRule="auto"/>
+        <w:ind w:left="567" w:hanging="567"/>
         <w:jc w:val="left"/>
       </w:pPr>
       <w:r>
         <w:rPr>
           <w:rFonts w:ascii="Times New Roman" w:hAnsi="Times New Roman" w:cs="Times New Roman" w:eastAsia="Times New Roman"/>
-          <w:sz w:val="24"/>
-          <w:szCs w:val="24"/>
-          <w:lang w:val="en-US" w:bidi="fa-IR"/>
-        </w:rPr>
-        <w:t xml:space="preserve">Teo, H. H., Wei, K. K., &amp; Benbasat, I. (2003). Predicting intention to adopt interorganizational linkages: An institutional perspective. MIS Quarterly, 27(1), 19–49. https:doi.org/10.2307/30036518</w:t>
+          <w:sz w:val="22"/>
+          <w:szCs w:val="22"/>
+          <w:lang w:val="en-US" w:bidi="fa-IR"/>
+        </w:rPr>
+        <w:t xml:space="preserve">Teo, H. H., Wei, K. K., &amp; Benbasat, I. (2003). Predicting intention to adopt interorganizational linkages: An institutional perspective. </w:t>
+      </w:r>
+      <w:r>
+        <w:rPr>
+          <w:rFonts w:ascii="Times New Roman" w:hAnsi="Times New Roman" w:cs="Times New Roman" w:eastAsia="Times New Roman"/>
+          <w:i/>
+          <w:iCs/>
+          <w:sz w:val="22"/>
+          <w:szCs w:val="22"/>
+          <w:lang w:val="en-US" w:bidi="fa-IR"/>
+        </w:rPr>
+        <w:t xml:space="preserve">MIS Quarterly, 27</w:t>
+      </w:r>
+      <w:r>
+        <w:rPr>
+          <w:rFonts w:ascii="Times New Roman" w:hAnsi="Times New Roman" w:cs="Times New Roman" w:eastAsia="Times New Roman"/>
+          <w:sz w:val="22"/>
+          <w:szCs w:val="22"/>
+          <w:lang w:val="en-US" w:bidi="fa-IR"/>
+        </w:rPr>
+        <w:t xml:space="preserve">(1), 19–49. https://doi.org/10.2307/30036518</w:t>
       </w:r>
     </w:p>
     <w:p>
       <w:pPr>
-        <w:spacing w:before="0" w:after="30" w:line="240" w:lineRule="auto"/>
+        <w:spacing w:before="0" w:after="40" w:line="240" w:lineRule="auto"/>
+        <w:ind w:left="567" w:hanging="567"/>
         <w:jc w:val="left"/>
       </w:pPr>
       <w:r>
         <w:rPr>
           <w:rFonts w:ascii="Times New Roman" w:hAnsi="Times New Roman" w:cs="Times New Roman" w:eastAsia="Times New Roman"/>
-          <w:sz w:val="24"/>
-          <w:szCs w:val="24"/>
-          <w:lang w:val="en-US" w:bidi="fa-IR"/>
-        </w:rPr>
-        <w:t xml:space="preserve">Scott, W. R. (2014). Institutions and organizations: Ideas, interests, and identities (4th ed.). Thousand Oaks, CA: Sage.</w:t>
+          <w:sz w:val="22"/>
+          <w:szCs w:val="22"/>
+          <w:lang w:val="en-US" w:bidi="fa-IR"/>
+        </w:rPr>
+        <w:t xml:space="preserve">Scott, W. R. (2014). </w:t>
+      </w:r>
+      <w:r>
+        <w:rPr>
+          <w:rFonts w:ascii="Times New Roman" w:hAnsi="Times New Roman" w:cs="Times New Roman" w:eastAsia="Times New Roman"/>
+          <w:i/>
+          <w:iCs/>
+          <w:sz w:val="22"/>
+          <w:szCs w:val="22"/>
+          <w:lang w:val="en-US" w:bidi="fa-IR"/>
+        </w:rPr>
+        <w:t xml:space="preserve">Institutions and organizations: Ideas, interests, and identities</w:t>
+      </w:r>
+      <w:r>
+        <w:rPr>
+          <w:rFonts w:ascii="Times New Roman" w:hAnsi="Times New Roman" w:cs="Times New Roman" w:eastAsia="Times New Roman"/>
+          <w:sz w:val="22"/>
+          <w:szCs w:val="22"/>
+          <w:lang w:val="en-US" w:bidi="fa-IR"/>
+        </w:rPr>
+        <w:t xml:space="preserve"> (4th ed.). Thousand Oaks, CA: Sage.</w:t>
       </w:r>
     </w:p>
     <w:p>
@@ -3647,47 +3710,110 @@
     </w:p>
     <w:p>
       <w:pPr>
-        <w:spacing w:before="0" w:after="30" w:line="240" w:lineRule="auto"/>
+        <w:spacing w:before="0" w:after="40" w:line="240" w:lineRule="auto"/>
+        <w:ind w:left="567" w:hanging="567"/>
         <w:jc w:val="left"/>
       </w:pPr>
       <w:r>
         <w:rPr>
           <w:rFonts w:ascii="Times New Roman" w:hAnsi="Times New Roman" w:cs="Times New Roman" w:eastAsia="Times New Roman"/>
-          <w:sz w:val="24"/>
-          <w:szCs w:val="24"/>
-          <w:lang w:val="en-US" w:bidi="fa-IR"/>
-        </w:rPr>
-        <w:t xml:space="preserve">DiMaggio, P. J., &amp; Powell, W. W. (1983). The iron cage revisited: Institutional isomorphism and collective rationality in organizational fields. American Sociological Review, 48(2), 147–160. https:doi.org/10.2307/2095101</w:t>
+          <w:sz w:val="22"/>
+          <w:szCs w:val="22"/>
+          <w:lang w:val="en-US" w:bidi="fa-IR"/>
+        </w:rPr>
+        <w:t xml:space="preserve">DiMaggio, P. J., &amp; Powell, W. W. (1983). The iron cage revisited: Institutional isomorphism and collective rationality in organizational fields. </w:t>
+      </w:r>
+      <w:r>
+        <w:rPr>
+          <w:rFonts w:ascii="Times New Roman" w:hAnsi="Times New Roman" w:cs="Times New Roman" w:eastAsia="Times New Roman"/>
+          <w:i/>
+          <w:iCs/>
+          <w:sz w:val="22"/>
+          <w:szCs w:val="22"/>
+          <w:lang w:val="en-US" w:bidi="fa-IR"/>
+        </w:rPr>
+        <w:t xml:space="preserve">American Sociological Review, 48</w:t>
+      </w:r>
+      <w:r>
+        <w:rPr>
+          <w:rFonts w:ascii="Times New Roman" w:hAnsi="Times New Roman" w:cs="Times New Roman" w:eastAsia="Times New Roman"/>
+          <w:sz w:val="22"/>
+          <w:szCs w:val="22"/>
+          <w:lang w:val="en-US" w:bidi="fa-IR"/>
+        </w:rPr>
+        <w:t xml:space="preserve">(2), 147–160. https://doi.org/10.2307/2095101</w:t>
       </w:r>
     </w:p>
     <w:p>
       <w:pPr>
-        <w:spacing w:before="0" w:after="30" w:line="240" w:lineRule="auto"/>
+        <w:spacing w:before="0" w:after="40" w:line="240" w:lineRule="auto"/>
+        <w:ind w:left="567" w:hanging="567"/>
         <w:jc w:val="left"/>
       </w:pPr>
       <w:r>
         <w:rPr>
           <w:rFonts w:ascii="Times New Roman" w:hAnsi="Times New Roman" w:cs="Times New Roman" w:eastAsia="Times New Roman"/>
-          <w:sz w:val="24"/>
-          <w:szCs w:val="24"/>
-          <w:lang w:val="en-US" w:bidi="fa-IR"/>
-        </w:rPr>
-        <w:t xml:space="preserve">Teo, H. H., Wei, K. K., &amp; Benbasat, I. (2003). Predicting intention to adopt interorganizational linkages: An institutional perspective. MIS Quarterly, 27(1), 19–49. https:doi.org/10.2307/30036518</w:t>
+          <w:sz w:val="22"/>
+          <w:szCs w:val="22"/>
+          <w:lang w:val="en-US" w:bidi="fa-IR"/>
+        </w:rPr>
+        <w:t xml:space="preserve">Teo, H. H., Wei, K. K., &amp; Benbasat, I. (2003). Predicting intention to adopt interorganizational linkages: An institutional perspective. </w:t>
+      </w:r>
+      <w:r>
+        <w:rPr>
+          <w:rFonts w:ascii="Times New Roman" w:hAnsi="Times New Roman" w:cs="Times New Roman" w:eastAsia="Times New Roman"/>
+          <w:i/>
+          <w:iCs/>
+          <w:sz w:val="22"/>
+          <w:szCs w:val="22"/>
+          <w:lang w:val="en-US" w:bidi="fa-IR"/>
+        </w:rPr>
+        <w:t xml:space="preserve">MIS Quarterly, 27</w:t>
+      </w:r>
+      <w:r>
+        <w:rPr>
+          <w:rFonts w:ascii="Times New Roman" w:hAnsi="Times New Roman" w:cs="Times New Roman" w:eastAsia="Times New Roman"/>
+          <w:sz w:val="22"/>
+          <w:szCs w:val="22"/>
+          <w:lang w:val="en-US" w:bidi="fa-IR"/>
+        </w:rPr>
+        <w:t xml:space="preserve">(1), 19–49. https://doi.org/10.2307/30036518</w:t>
       </w:r>
     </w:p>
     <w:p>
       <w:pPr>
-        <w:spacing w:before="0" w:after="30" w:line="240" w:lineRule="auto"/>
+        <w:spacing w:before="0" w:after="40" w:line="240" w:lineRule="auto"/>
+        <w:ind w:left="567" w:hanging="567"/>
         <w:jc w:val="left"/>
       </w:pPr>
       <w:r>
         <w:rPr>
           <w:rFonts w:ascii="Times New Roman" w:hAnsi="Times New Roman" w:cs="Times New Roman" w:eastAsia="Times New Roman"/>
-          <w:sz w:val="24"/>
-          <w:szCs w:val="24"/>
-          <w:lang w:val="en-US" w:bidi="fa-IR"/>
-        </w:rPr>
-        <w:t xml:space="preserve">Scott, W. R. (2014). Institutions and organizations: Ideas, interests, and identities (4th ed.). Thousand Oaks, CA: Sage.</w:t>
+          <w:sz w:val="22"/>
+          <w:szCs w:val="22"/>
+          <w:lang w:val="en-US" w:bidi="fa-IR"/>
+        </w:rPr>
+        <w:t xml:space="preserve">Scott, W. R. (2014). </w:t>
+      </w:r>
+      <w:r>
+        <w:rPr>
+          <w:rFonts w:ascii="Times New Roman" w:hAnsi="Times New Roman" w:cs="Times New Roman" w:eastAsia="Times New Roman"/>
+          <w:i/>
+          <w:iCs/>
+          <w:sz w:val="22"/>
+          <w:szCs w:val="22"/>
+          <w:lang w:val="en-US" w:bidi="fa-IR"/>
+        </w:rPr>
+        <w:t xml:space="preserve">Institutions and organizations: Ideas, interests, and identities</w:t>
+      </w:r>
+      <w:r>
+        <w:rPr>
+          <w:rFonts w:ascii="Times New Roman" w:hAnsi="Times New Roman" w:cs="Times New Roman" w:eastAsia="Times New Roman"/>
+          <w:sz w:val="22"/>
+          <w:szCs w:val="22"/>
+          <w:lang w:val="en-US" w:bidi="fa-IR"/>
+        </w:rPr>
+        <w:t xml:space="preserve"> (4th ed.). Thousand Oaks, CA: Sage.</w:t>
       </w:r>
     </w:p>
     <w:p>
@@ -4709,47 +4835,110 @@
     </w:p>
     <w:p>
       <w:pPr>
-        <w:spacing w:before="0" w:after="30" w:line="240" w:lineRule="auto"/>
+        <w:spacing w:before="0" w:after="40" w:line="240" w:lineRule="auto"/>
+        <w:ind w:left="567" w:hanging="567"/>
         <w:jc w:val="left"/>
       </w:pPr>
       <w:r>
         <w:rPr>
           <w:rFonts w:ascii="Times New Roman" w:hAnsi="Times New Roman" w:cs="Times New Roman" w:eastAsia="Times New Roman"/>
-          <w:sz w:val="24"/>
-          <w:szCs w:val="24"/>
-          <w:lang w:val="en-US" w:bidi="fa-IR"/>
-        </w:rPr>
-        <w:t xml:space="preserve">DiMaggio, P. J., &amp; Powell, W. W. (1983). The iron cage revisited: Institutional isomorphism and collective rationality in organizational fields. American Sociological Review, 48(2), 147–160. https:doi.org/10.2307/2095101</w:t>
+          <w:sz w:val="22"/>
+          <w:szCs w:val="22"/>
+          <w:lang w:val="en-US" w:bidi="fa-IR"/>
+        </w:rPr>
+        <w:t xml:space="preserve">DiMaggio, P. J., &amp; Powell, W. W. (1983). The iron cage revisited: Institutional isomorphism and collective rationality in organizational fields. </w:t>
+      </w:r>
+      <w:r>
+        <w:rPr>
+          <w:rFonts w:ascii="Times New Roman" w:hAnsi="Times New Roman" w:cs="Times New Roman" w:eastAsia="Times New Roman"/>
+          <w:i/>
+          <w:iCs/>
+          <w:sz w:val="22"/>
+          <w:szCs w:val="22"/>
+          <w:lang w:val="en-US" w:bidi="fa-IR"/>
+        </w:rPr>
+        <w:t xml:space="preserve">American Sociological Review, 48</w:t>
+      </w:r>
+      <w:r>
+        <w:rPr>
+          <w:rFonts w:ascii="Times New Roman" w:hAnsi="Times New Roman" w:cs="Times New Roman" w:eastAsia="Times New Roman"/>
+          <w:sz w:val="22"/>
+          <w:szCs w:val="22"/>
+          <w:lang w:val="en-US" w:bidi="fa-IR"/>
+        </w:rPr>
+        <w:t xml:space="preserve">(2), 147–160. https://doi.org/10.2307/2095101</w:t>
       </w:r>
     </w:p>
     <w:p>
       <w:pPr>
-        <w:spacing w:before="0" w:after="30" w:line="240" w:lineRule="auto"/>
+        <w:spacing w:before="0" w:after="40" w:line="240" w:lineRule="auto"/>
+        <w:ind w:left="567" w:hanging="567"/>
         <w:jc w:val="left"/>
       </w:pPr>
       <w:r>
         <w:rPr>
           <w:rFonts w:ascii="Times New Roman" w:hAnsi="Times New Roman" w:cs="Times New Roman" w:eastAsia="Times New Roman"/>
-          <w:sz w:val="24"/>
-          <w:szCs w:val="24"/>
-          <w:lang w:val="en-US" w:bidi="fa-IR"/>
-        </w:rPr>
-        <w:t xml:space="preserve">Teo, H. H., Wei, K. K., &amp; Benbasat, I. (2003). Predicting intention to adopt interorganizational linkages: An institutional perspective. MIS Quarterly, 27(1), 19–49. https:doi.org/10.2307/30036518</w:t>
+          <w:sz w:val="22"/>
+          <w:szCs w:val="22"/>
+          <w:lang w:val="en-US" w:bidi="fa-IR"/>
+        </w:rPr>
+        <w:t xml:space="preserve">Teo, H. H., Wei, K. K., &amp; Benbasat, I. (2003). Predicting intention to adopt interorganizational linkages: An institutional perspective. </w:t>
+      </w:r>
+      <w:r>
+        <w:rPr>
+          <w:rFonts w:ascii="Times New Roman" w:hAnsi="Times New Roman" w:cs="Times New Roman" w:eastAsia="Times New Roman"/>
+          <w:i/>
+          <w:iCs/>
+          <w:sz w:val="22"/>
+          <w:szCs w:val="22"/>
+          <w:lang w:val="en-US" w:bidi="fa-IR"/>
+        </w:rPr>
+        <w:t xml:space="preserve">MIS Quarterly, 27</w:t>
+      </w:r>
+      <w:r>
+        <w:rPr>
+          <w:rFonts w:ascii="Times New Roman" w:hAnsi="Times New Roman" w:cs="Times New Roman" w:eastAsia="Times New Roman"/>
+          <w:sz w:val="22"/>
+          <w:szCs w:val="22"/>
+          <w:lang w:val="en-US" w:bidi="fa-IR"/>
+        </w:rPr>
+        <w:t xml:space="preserve">(1), 19–49. https://doi.org/10.2307/30036518</w:t>
       </w:r>
     </w:p>
     <w:p>
       <w:pPr>
-        <w:spacing w:before="0" w:after="30" w:line="240" w:lineRule="auto"/>
+        <w:spacing w:before="0" w:after="40" w:line="240" w:lineRule="auto"/>
+        <w:ind w:left="567" w:hanging="567"/>
         <w:jc w:val="left"/>
       </w:pPr>
       <w:r>
         <w:rPr>
           <w:rFonts w:ascii="Times New Roman" w:hAnsi="Times New Roman" w:cs="Times New Roman" w:eastAsia="Times New Roman"/>
-          <w:sz w:val="24"/>
-          <w:szCs w:val="24"/>
-          <w:lang w:val="en-US" w:bidi="fa-IR"/>
-        </w:rPr>
-        <w:t xml:space="preserve">Oliver, C. (1991). Strategic responses to institutional processes. Academy of Management Review, 16(1), 145–179. https:doi.org/10.5465/amr.1991.4279002</w:t>
+          <w:sz w:val="22"/>
+          <w:szCs w:val="22"/>
+          <w:lang w:val="en-US" w:bidi="fa-IR"/>
+        </w:rPr>
+        <w:t xml:space="preserve">Oliver, C. (1991). Strategic responses to institutional processes. </w:t>
+      </w:r>
+      <w:r>
+        <w:rPr>
+          <w:rFonts w:ascii="Times New Roman" w:hAnsi="Times New Roman" w:cs="Times New Roman" w:eastAsia="Times New Roman"/>
+          <w:i/>
+          <w:iCs/>
+          <w:sz w:val="22"/>
+          <w:szCs w:val="22"/>
+          <w:lang w:val="en-US" w:bidi="fa-IR"/>
+        </w:rPr>
+        <w:t xml:space="preserve">Academy of Management Review, 16</w:t>
+      </w:r>
+      <w:r>
+        <w:rPr>
+          <w:rFonts w:ascii="Times New Roman" w:hAnsi="Times New Roman" w:cs="Times New Roman" w:eastAsia="Times New Roman"/>
+          <w:sz w:val="22"/>
+          <w:szCs w:val="22"/>
+          <w:lang w:val="en-US" w:bidi="fa-IR"/>
+        </w:rPr>
+        <w:t xml:space="preserve">(1), 145–179. https://doi.org/10.5465/amr.1991.4279002</w:t>
       </w:r>
     </w:p>
     <w:p>
@@ -5930,62 +6119,146 @@
     </w:p>
     <w:p>
       <w:pPr>
-        <w:spacing w:before="0" w:after="30" w:line="240" w:lineRule="auto"/>
+        <w:spacing w:before="0" w:after="40" w:line="240" w:lineRule="auto"/>
+        <w:ind w:left="567" w:hanging="567"/>
         <w:jc w:val="left"/>
       </w:pPr>
       <w:r>
         <w:rPr>
           <w:rFonts w:ascii="Times New Roman" w:hAnsi="Times New Roman" w:cs="Times New Roman" w:eastAsia="Times New Roman"/>
-          <w:sz w:val="24"/>
-          <w:szCs w:val="24"/>
-          <w:lang w:val="en-US" w:bidi="fa-IR"/>
-        </w:rPr>
-        <w:t xml:space="preserve">Pollitt, C., &amp; Bouckaert, G. (2017). Public management reform: A comparative analysis – into the age of austerity (4th ed.). Oxford, UK: Oxford University Press.</w:t>
+          <w:sz w:val="22"/>
+          <w:szCs w:val="22"/>
+          <w:lang w:val="en-US" w:bidi="fa-IR"/>
+        </w:rPr>
+        <w:t xml:space="preserve">Pollitt, C., &amp; Bouckaert, G. (2017). </w:t>
+      </w:r>
+      <w:r>
+        <w:rPr>
+          <w:rFonts w:ascii="Times New Roman" w:hAnsi="Times New Roman" w:cs="Times New Roman" w:eastAsia="Times New Roman"/>
+          <w:i/>
+          <w:iCs/>
+          <w:sz w:val="22"/>
+          <w:szCs w:val="22"/>
+          <w:lang w:val="en-US" w:bidi="fa-IR"/>
+        </w:rPr>
+        <w:t xml:space="preserve">Public management reform: A comparative analysis – into the age of austerity</w:t>
+      </w:r>
+      <w:r>
+        <w:rPr>
+          <w:rFonts w:ascii="Times New Roman" w:hAnsi="Times New Roman" w:cs="Times New Roman" w:eastAsia="Times New Roman"/>
+          <w:sz w:val="22"/>
+          <w:szCs w:val="22"/>
+          <w:lang w:val="en-US" w:bidi="fa-IR"/>
+        </w:rPr>
+        <w:t xml:space="preserve"> (4th ed.). Oxford, UK: Oxford University Press.</w:t>
       </w:r>
     </w:p>
     <w:p>
       <w:pPr>
-        <w:spacing w:before="0" w:after="30" w:line="240" w:lineRule="auto"/>
+        <w:spacing w:before="0" w:after="40" w:line="240" w:lineRule="auto"/>
+        <w:ind w:left="567" w:hanging="567"/>
         <w:jc w:val="left"/>
       </w:pPr>
       <w:r>
         <w:rPr>
           <w:rFonts w:ascii="Times New Roman" w:hAnsi="Times New Roman" w:cs="Times New Roman" w:eastAsia="Times New Roman"/>
-          <w:sz w:val="24"/>
-          <w:szCs w:val="24"/>
-          <w:lang w:val="en-US" w:bidi="fa-IR"/>
-        </w:rPr>
-        <w:t xml:space="preserve">Moynihan, D. P. (2008). The dynamics of performance management: Constructing information and reform. Washington, DC: Georgetown University Press.</w:t>
+          <w:sz w:val="22"/>
+          <w:szCs w:val="22"/>
+          <w:lang w:val="en-US" w:bidi="fa-IR"/>
+        </w:rPr>
+        <w:t xml:space="preserve">Moynihan, D. P. (2008). </w:t>
+      </w:r>
+      <w:r>
+        <w:rPr>
+          <w:rFonts w:ascii="Times New Roman" w:hAnsi="Times New Roman" w:cs="Times New Roman" w:eastAsia="Times New Roman"/>
+          <w:i/>
+          <w:iCs/>
+          <w:sz w:val="22"/>
+          <w:szCs w:val="22"/>
+          <w:lang w:val="en-US" w:bidi="fa-IR"/>
+        </w:rPr>
+        <w:t xml:space="preserve">The dynamics of performance management: Constructing information and reform</w:t>
+      </w:r>
+      <w:r>
+        <w:rPr>
+          <w:rFonts w:ascii="Times New Roman" w:hAnsi="Times New Roman" w:cs="Times New Roman" w:eastAsia="Times New Roman"/>
+          <w:sz w:val="22"/>
+          <w:szCs w:val="22"/>
+          <w:lang w:val="en-US" w:bidi="fa-IR"/>
+        </w:rPr>
+        <w:t xml:space="preserve">. Washington, DC: Georgetown University Press.</w:t>
       </w:r>
     </w:p>
     <w:p>
       <w:pPr>
-        <w:spacing w:before="0" w:after="30" w:line="240" w:lineRule="auto"/>
+        <w:spacing w:before="0" w:after="40" w:line="240" w:lineRule="auto"/>
+        <w:ind w:left="567" w:hanging="567"/>
         <w:jc w:val="left"/>
       </w:pPr>
       <w:r>
         <w:rPr>
           <w:rFonts w:ascii="Times New Roman" w:hAnsi="Times New Roman" w:cs="Times New Roman" w:eastAsia="Times New Roman"/>
-          <w:sz w:val="24"/>
-          <w:szCs w:val="24"/>
-          <w:lang w:val="en-US" w:bidi="fa-IR"/>
-        </w:rPr>
-        <w:t xml:space="preserve">Christiaens, J., Vanhee, C., Manes-Rossi, F., Aversano, N., &amp; Van Cauwenberge, P. (2015). The effect of IPSAS on reforming governmental financial reporting: An international comparison. International Review of Administrative Sciences, 81(1), 158–177. https:doi.org/10.1177/0020852314546580</w:t>
+          <w:sz w:val="22"/>
+          <w:szCs w:val="22"/>
+          <w:lang w:val="en-US" w:bidi="fa-IR"/>
+        </w:rPr>
+        <w:t xml:space="preserve">Christiaens, J., Vanhee, C., Manes-Rossi, F., Aversano, N., &amp; Van Cauwenberge, P. (2015). The effect of IPSAS on reforming governmental financial reporting: An international comparison. </w:t>
+      </w:r>
+      <w:r>
+        <w:rPr>
+          <w:rFonts w:ascii="Times New Roman" w:hAnsi="Times New Roman" w:cs="Times New Roman" w:eastAsia="Times New Roman"/>
+          <w:i/>
+          <w:iCs/>
+          <w:sz w:val="22"/>
+          <w:szCs w:val="22"/>
+          <w:lang w:val="en-US" w:bidi="fa-IR"/>
+        </w:rPr>
+        <w:t xml:space="preserve">International Review of Administrative Sciences, 81</w:t>
+      </w:r>
+      <w:r>
+        <w:rPr>
+          <w:rFonts w:ascii="Times New Roman" w:hAnsi="Times New Roman" w:cs="Times New Roman" w:eastAsia="Times New Roman"/>
+          <w:sz w:val="22"/>
+          <w:szCs w:val="22"/>
+          <w:lang w:val="en-US" w:bidi="fa-IR"/>
+        </w:rPr>
+        <w:t xml:space="preserve">(1), 158–177. https://doi.org/10.1177/0020852314546580</w:t>
       </w:r>
     </w:p>
     <w:p>
       <w:pPr>
-        <w:spacing w:before="0" w:after="30" w:line="240" w:lineRule="auto"/>
+        <w:spacing w:before="0" w:after="40" w:line="240" w:lineRule="auto"/>
+        <w:ind w:left="567" w:hanging="567"/>
         <w:jc w:val="left"/>
       </w:pPr>
       <w:r>
         <w:rPr>
           <w:rFonts w:ascii="Times New Roman" w:hAnsi="Times New Roman" w:cs="Times New Roman" w:eastAsia="Times New Roman"/>
-          <w:sz w:val="24"/>
-          <w:szCs w:val="24"/>
-          <w:lang w:val="en-US" w:bidi="fa-IR"/>
-        </w:rPr>
-        <w:t xml:space="preserve">Pina, V., Torres, L., &amp; Yetano, A. (2009). Accrual accounting in EU local governments: One method, several approaches. European Accounting Review, 18(4), 765–807. https:doi.org/10.1080/09638180902863792</w:t>
+          <w:sz w:val="22"/>
+          <w:szCs w:val="22"/>
+          <w:lang w:val="en-US" w:bidi="fa-IR"/>
+        </w:rPr>
+        <w:t xml:space="preserve">Pina, V., Torres, L., &amp; Yetano, A. (2009). Accrual accounting in EU local governments: One method, several approaches. </w:t>
+      </w:r>
+      <w:r>
+        <w:rPr>
+          <w:rFonts w:ascii="Times New Roman" w:hAnsi="Times New Roman" w:cs="Times New Roman" w:eastAsia="Times New Roman"/>
+          <w:i/>
+          <w:iCs/>
+          <w:sz w:val="22"/>
+          <w:szCs w:val="22"/>
+          <w:lang w:val="en-US" w:bidi="fa-IR"/>
+        </w:rPr>
+        <w:t xml:space="preserve">European Accounting Review, 18</w:t>
+      </w:r>
+      <w:r>
+        <w:rPr>
+          <w:rFonts w:ascii="Times New Roman" w:hAnsi="Times New Roman" w:cs="Times New Roman" w:eastAsia="Times New Roman"/>
+          <w:sz w:val="22"/>
+          <w:szCs w:val="22"/>
+          <w:lang w:val="en-US" w:bidi="fa-IR"/>
+        </w:rPr>
+        <w:t xml:space="preserve">(4), 765–807. https://doi.org/10.1080/09638180902863792</w:t>
       </w:r>
     </w:p>
     <w:p>
@@ -7007,62 +7280,146 @@
     </w:p>
     <w:p>
       <w:pPr>
-        <w:spacing w:before="0" w:after="30" w:line="240" w:lineRule="auto"/>
+        <w:spacing w:before="0" w:after="40" w:line="240" w:lineRule="auto"/>
+        <w:ind w:left="567" w:hanging="567"/>
         <w:jc w:val="left"/>
       </w:pPr>
       <w:r>
         <w:rPr>
           <w:rFonts w:ascii="Times New Roman" w:hAnsi="Times New Roman" w:cs="Times New Roman" w:eastAsia="Times New Roman"/>
-          <w:sz w:val="24"/>
-          <w:szCs w:val="24"/>
-          <w:lang w:val="en-US" w:bidi="fa-IR"/>
-        </w:rPr>
-        <w:t xml:space="preserve">Meyer, J. W., &amp; Rowan, B. (1977). Institutionalized organizations: Formal structure as myth and ceremony. American Journal of Sociology, 83(2), 340–363. https:doi.org/10.1086/226550</w:t>
+          <w:sz w:val="22"/>
+          <w:szCs w:val="22"/>
+          <w:lang w:val="en-US" w:bidi="fa-IR"/>
+        </w:rPr>
+        <w:t xml:space="preserve">Meyer, J. W., &amp; Rowan, B. (1977). Institutionalized organizations: Formal structure as myth and ceremony. </w:t>
+      </w:r>
+      <w:r>
+        <w:rPr>
+          <w:rFonts w:ascii="Times New Roman" w:hAnsi="Times New Roman" w:cs="Times New Roman" w:eastAsia="Times New Roman"/>
+          <w:i/>
+          <w:iCs/>
+          <w:sz w:val="22"/>
+          <w:szCs w:val="22"/>
+          <w:lang w:val="en-US" w:bidi="fa-IR"/>
+        </w:rPr>
+        <w:t xml:space="preserve">American Journal of Sociology, 83</w:t>
+      </w:r>
+      <w:r>
+        <w:rPr>
+          <w:rFonts w:ascii="Times New Roman" w:hAnsi="Times New Roman" w:cs="Times New Roman" w:eastAsia="Times New Roman"/>
+          <w:sz w:val="22"/>
+          <w:szCs w:val="22"/>
+          <w:lang w:val="en-US" w:bidi="fa-IR"/>
+        </w:rPr>
+        <w:t xml:space="preserve">(2), 340–363. https://doi.org/10.1086/226550</w:t>
       </w:r>
     </w:p>
     <w:p>
       <w:pPr>
-        <w:spacing w:before="0" w:after="30" w:line="240" w:lineRule="auto"/>
+        <w:spacing w:before="0" w:after="40" w:line="240" w:lineRule="auto"/>
+        <w:ind w:left="567" w:hanging="567"/>
         <w:jc w:val="left"/>
       </w:pPr>
       <w:r>
         <w:rPr>
           <w:rFonts w:ascii="Times New Roman" w:hAnsi="Times New Roman" w:cs="Times New Roman" w:eastAsia="Times New Roman"/>
-          <w:sz w:val="24"/>
-          <w:szCs w:val="24"/>
-          <w:lang w:val="en-US" w:bidi="fa-IR"/>
-        </w:rPr>
-        <w:t xml:space="preserve">Bromley, P., &amp; Powell, W. W. (2012). From smoke and mirrors to walking the talk: Decoupling in the contemporary world. Academy of Management Annals, 6(1), 483–530. https:doi.org/10.5465/19416520.2012.684462</w:t>
+          <w:sz w:val="22"/>
+          <w:szCs w:val="22"/>
+          <w:lang w:val="en-US" w:bidi="fa-IR"/>
+        </w:rPr>
+        <w:t xml:space="preserve">Bromley, P., &amp; Powell, W. W. (2012). From smoke and mirrors to walking the talk: Decoupling in the contemporary world. </w:t>
+      </w:r>
+      <w:r>
+        <w:rPr>
+          <w:rFonts w:ascii="Times New Roman" w:hAnsi="Times New Roman" w:cs="Times New Roman" w:eastAsia="Times New Roman"/>
+          <w:i/>
+          <w:iCs/>
+          <w:sz w:val="22"/>
+          <w:szCs w:val="22"/>
+          <w:lang w:val="en-US" w:bidi="fa-IR"/>
+        </w:rPr>
+        <w:t xml:space="preserve">Academy of Management Annals, 6</w:t>
+      </w:r>
+      <w:r>
+        <w:rPr>
+          <w:rFonts w:ascii="Times New Roman" w:hAnsi="Times New Roman" w:cs="Times New Roman" w:eastAsia="Times New Roman"/>
+          <w:sz w:val="22"/>
+          <w:szCs w:val="22"/>
+          <w:lang w:val="en-US" w:bidi="fa-IR"/>
+        </w:rPr>
+        <w:t xml:space="preserve">(1), 483–530. https://doi.org/10.5465/19416520.2012.684462</w:t>
       </w:r>
     </w:p>
     <w:p>
       <w:pPr>
-        <w:spacing w:before="0" w:after="30" w:line="240" w:lineRule="auto"/>
+        <w:spacing w:before="0" w:after="40" w:line="240" w:lineRule="auto"/>
+        <w:ind w:left="567" w:hanging="567"/>
         <w:jc w:val="left"/>
       </w:pPr>
       <w:r>
         <w:rPr>
           <w:rFonts w:ascii="Times New Roman" w:hAnsi="Times New Roman" w:cs="Times New Roman" w:eastAsia="Times New Roman"/>
-          <w:sz w:val="24"/>
-          <w:szCs w:val="24"/>
-          <w:lang w:val="en-US" w:bidi="fa-IR"/>
-        </w:rPr>
-        <w:t xml:space="preserve">Oliver, C. (1991). Strategic responses to institutional processes. Academy of Management Review, 16(1), 145–179. https:doi.org/10.5465/amr.1991.4279002</w:t>
+          <w:sz w:val="22"/>
+          <w:szCs w:val="22"/>
+          <w:lang w:val="en-US" w:bidi="fa-IR"/>
+        </w:rPr>
+        <w:t xml:space="preserve">Oliver, C. (1991). Strategic responses to institutional processes. </w:t>
+      </w:r>
+      <w:r>
+        <w:rPr>
+          <w:rFonts w:ascii="Times New Roman" w:hAnsi="Times New Roman" w:cs="Times New Roman" w:eastAsia="Times New Roman"/>
+          <w:i/>
+          <w:iCs/>
+          <w:sz w:val="22"/>
+          <w:szCs w:val="22"/>
+          <w:lang w:val="en-US" w:bidi="fa-IR"/>
+        </w:rPr>
+        <w:t xml:space="preserve">Academy of Management Review, 16</w:t>
+      </w:r>
+      <w:r>
+        <w:rPr>
+          <w:rFonts w:ascii="Times New Roman" w:hAnsi="Times New Roman" w:cs="Times New Roman" w:eastAsia="Times New Roman"/>
+          <w:sz w:val="22"/>
+          <w:szCs w:val="22"/>
+          <w:lang w:val="en-US" w:bidi="fa-IR"/>
+        </w:rPr>
+        <w:t xml:space="preserve">(1), 145–179. https://doi.org/10.5465/amr.1991.4279002</w:t>
       </w:r>
     </w:p>
     <w:p>
       <w:pPr>
-        <w:spacing w:before="0" w:after="30" w:line="240" w:lineRule="auto"/>
+        <w:spacing w:before="0" w:after="40" w:line="240" w:lineRule="auto"/>
+        <w:ind w:left="567" w:hanging="567"/>
         <w:jc w:val="left"/>
       </w:pPr>
       <w:r>
         <w:rPr>
           <w:rFonts w:ascii="Times New Roman" w:hAnsi="Times New Roman" w:cs="Times New Roman" w:eastAsia="Times New Roman"/>
-          <w:sz w:val="24"/>
-          <w:szCs w:val="24"/>
-          <w:lang w:val="en-US" w:bidi="fa-IR"/>
-        </w:rPr>
-        <w:t xml:space="preserve">Modell, S. (2009). Institutional research on performance measurement and management in the public sector accounting literature: A review and assessment. Financial Accountability &amp; Management, 25(3), 277–303. https:doi.org/10.1111/j.1468-0408.2009.00478.x</w:t>
+          <w:sz w:val="22"/>
+          <w:szCs w:val="22"/>
+          <w:lang w:val="en-US" w:bidi="fa-IR"/>
+        </w:rPr>
+        <w:t xml:space="preserve">Modell, S. (2009). Institutional research on performance measurement and management in the public sector accounting literature: A review and assessment. </w:t>
+      </w:r>
+      <w:r>
+        <w:rPr>
+          <w:rFonts w:ascii="Times New Roman" w:hAnsi="Times New Roman" w:cs="Times New Roman" w:eastAsia="Times New Roman"/>
+          <w:i/>
+          <w:iCs/>
+          <w:sz w:val="22"/>
+          <w:szCs w:val="22"/>
+          <w:lang w:val="en-US" w:bidi="fa-IR"/>
+        </w:rPr>
+        <w:t xml:space="preserve">Financial Accountability &amp; Management, 25</w:t>
+      </w:r>
+      <w:r>
+        <w:rPr>
+          <w:rFonts w:ascii="Times New Roman" w:hAnsi="Times New Roman" w:cs="Times New Roman" w:eastAsia="Times New Roman"/>
+          <w:sz w:val="22"/>
+          <w:szCs w:val="22"/>
+          <w:lang w:val="en-US" w:bidi="fa-IR"/>
+        </w:rPr>
+        <w:t xml:space="preserve">(3), 277–303. https://doi.org/10.1111/j.1468-0408.2009.00478.x</w:t>
       </w:r>
     </w:p>
     <w:p>
@@ -8084,32 +8441,74 @@
     </w:p>
     <w:p>
       <w:pPr>
-        <w:spacing w:before="0" w:after="30" w:line="240" w:lineRule="auto"/>
+        <w:spacing w:before="0" w:after="40" w:line="240" w:lineRule="auto"/>
+        <w:ind w:left="567" w:hanging="567"/>
         <w:jc w:val="left"/>
       </w:pPr>
       <w:r>
         <w:rPr>
           <w:rFonts w:ascii="Times New Roman" w:hAnsi="Times New Roman" w:cs="Times New Roman" w:eastAsia="Times New Roman"/>
-          <w:sz w:val="24"/>
-          <w:szCs w:val="24"/>
-          <w:lang w:val="en-US" w:bidi="fa-IR"/>
-        </w:rPr>
-        <w:t xml:space="preserve">DeLone, W. H., &amp; McLean, E. R. (2003). The DeLone and McLean model of information systems success: A ten-year update. Journal of Management Information Systems, 19(4), 9–30. https:doi.org/10.1080/07421222.2003.11045748</w:t>
+          <w:sz w:val="22"/>
+          <w:szCs w:val="22"/>
+          <w:lang w:val="en-US" w:bidi="fa-IR"/>
+        </w:rPr>
+        <w:t xml:space="preserve">DeLone, W. H., &amp; McLean, E. R. (2003). The DeLone and McLean model of information systems success: A ten-year update. </w:t>
+      </w:r>
+      <w:r>
+        <w:rPr>
+          <w:rFonts w:ascii="Times New Roman" w:hAnsi="Times New Roman" w:cs="Times New Roman" w:eastAsia="Times New Roman"/>
+          <w:i/>
+          <w:iCs/>
+          <w:sz w:val="22"/>
+          <w:szCs w:val="22"/>
+          <w:lang w:val="en-US" w:bidi="fa-IR"/>
+        </w:rPr>
+        <w:t xml:space="preserve">Journal of Management Information Systems, 19</w:t>
+      </w:r>
+      <w:r>
+        <w:rPr>
+          <w:rFonts w:ascii="Times New Roman" w:hAnsi="Times New Roman" w:cs="Times New Roman" w:eastAsia="Times New Roman"/>
+          <w:sz w:val="22"/>
+          <w:szCs w:val="22"/>
+          <w:lang w:val="en-US" w:bidi="fa-IR"/>
+        </w:rPr>
+        <w:t xml:space="preserve">(4), 9–30. https://doi.org/10.1080/07421222.2003.11045748</w:t>
       </w:r>
     </w:p>
     <w:p>
       <w:pPr>
-        <w:spacing w:before="0" w:after="30" w:line="240" w:lineRule="auto"/>
+        <w:spacing w:before="0" w:after="40" w:line="240" w:lineRule="auto"/>
+        <w:ind w:left="567" w:hanging="567"/>
         <w:jc w:val="left"/>
       </w:pPr>
       <w:r>
         <w:rPr>
           <w:rFonts w:ascii="Times New Roman" w:hAnsi="Times New Roman" w:cs="Times New Roman" w:eastAsia="Times New Roman"/>
-          <w:sz w:val="24"/>
-          <w:szCs w:val="24"/>
-          <w:lang w:val="en-US" w:bidi="fa-IR"/>
-        </w:rPr>
-        <w:t xml:space="preserve">Dunleavy, P., Margetts, H., Bastow, S., &amp; Tinkler, J. (2006). New public management is dead—long live digital-era governance. Journal of Public Administration Research and Theory, 16(3), 467–494. https:doi.org/10.1093/jopart/mui057</w:t>
+          <w:sz w:val="22"/>
+          <w:szCs w:val="22"/>
+          <w:lang w:val="en-US" w:bidi="fa-IR"/>
+        </w:rPr>
+        <w:t xml:space="preserve">Dunleavy, P., Margetts, H., Bastow, S., &amp; Tinkler, J. (2006). New public management is dead—long live digital-era governance. </w:t>
+      </w:r>
+      <w:r>
+        <w:rPr>
+          <w:rFonts w:ascii="Times New Roman" w:hAnsi="Times New Roman" w:cs="Times New Roman" w:eastAsia="Times New Roman"/>
+          <w:i/>
+          <w:iCs/>
+          <w:sz w:val="22"/>
+          <w:szCs w:val="22"/>
+          <w:lang w:val="en-US" w:bidi="fa-IR"/>
+        </w:rPr>
+        <w:t xml:space="preserve">Journal of Public Administration Research and Theory, 16</w:t>
+      </w:r>
+      <w:r>
+        <w:rPr>
+          <w:rFonts w:ascii="Times New Roman" w:hAnsi="Times New Roman" w:cs="Times New Roman" w:eastAsia="Times New Roman"/>
+          <w:sz w:val="22"/>
+          <w:szCs w:val="22"/>
+          <w:lang w:val="en-US" w:bidi="fa-IR"/>
+        </w:rPr>
+        <w:t xml:space="preserve">(3), 467–494. https://doi.org/10.1093/jopart/mui057</w:t>
       </w:r>
     </w:p>
     <w:p>
@@ -9131,47 +9530,110 @@
     </w:p>
     <w:p>
       <w:pPr>
-        <w:spacing w:before="0" w:after="30" w:line="240" w:lineRule="auto"/>
+        <w:spacing w:before="0" w:after="40" w:line="240" w:lineRule="auto"/>
+        <w:ind w:left="567" w:hanging="567"/>
         <w:jc w:val="left"/>
       </w:pPr>
       <w:r>
         <w:rPr>
           <w:rFonts w:ascii="Times New Roman" w:hAnsi="Times New Roman" w:cs="Times New Roman" w:eastAsia="Times New Roman"/>
-          <w:sz w:val="24"/>
-          <w:szCs w:val="24"/>
-          <w:lang w:val="en-US" w:bidi="fa-IR"/>
-        </w:rPr>
-        <w:t xml:space="preserve">Moynihan, D. P., &amp; Pandey, S. K. (2010). The big question for performance management: Why do managers use performance information? Journal of Public Administration Research and Theory, 20(4), 849–866. https:doi.org/10.1093/jopart/muq004</w:t>
+          <w:sz w:val="22"/>
+          <w:szCs w:val="22"/>
+          <w:lang w:val="en-US" w:bidi="fa-IR"/>
+        </w:rPr>
+        <w:t xml:space="preserve">Moynihan, D. P., &amp; Pandey, S. K. (2010). The big question for performance management: Why do managers use performance information? </w:t>
+      </w:r>
+      <w:r>
+        <w:rPr>
+          <w:rFonts w:ascii="Times New Roman" w:hAnsi="Times New Roman" w:cs="Times New Roman" w:eastAsia="Times New Roman"/>
+          <w:i/>
+          <w:iCs/>
+          <w:sz w:val="22"/>
+          <w:szCs w:val="22"/>
+          <w:lang w:val="en-US" w:bidi="fa-IR"/>
+        </w:rPr>
+        <w:t xml:space="preserve">Journal of Public Administration Research and Theory, 20</w:t>
+      </w:r>
+      <w:r>
+        <w:rPr>
+          <w:rFonts w:ascii="Times New Roman" w:hAnsi="Times New Roman" w:cs="Times New Roman" w:eastAsia="Times New Roman"/>
+          <w:sz w:val="22"/>
+          <w:szCs w:val="22"/>
+          <w:lang w:val="en-US" w:bidi="fa-IR"/>
+        </w:rPr>
+        <w:t xml:space="preserve">(4), 849–866. https://doi.org/10.1093/jopart/muq004</w:t>
       </w:r>
     </w:p>
     <w:p>
       <w:pPr>
-        <w:spacing w:before="0" w:after="30" w:line="240" w:lineRule="auto"/>
+        <w:spacing w:before="0" w:after="40" w:line="240" w:lineRule="auto"/>
+        <w:ind w:left="567" w:hanging="567"/>
         <w:jc w:val="left"/>
       </w:pPr>
       <w:r>
         <w:rPr>
           <w:rFonts w:ascii="Times New Roman" w:hAnsi="Times New Roman" w:cs="Times New Roman" w:eastAsia="Times New Roman"/>
-          <w:sz w:val="24"/>
-          <w:szCs w:val="24"/>
-          <w:lang w:val="en-US" w:bidi="fa-IR"/>
-        </w:rPr>
-        <w:t xml:space="preserve">Kroll, A. (2015). Drivers of performance information use: Systematic literature review and directions for future research. Public Performance &amp; Management Review, 38(3), 459–486. https:doi.org/10.1080/15309576.2015.1006469</w:t>
+          <w:sz w:val="22"/>
+          <w:szCs w:val="22"/>
+          <w:lang w:val="en-US" w:bidi="fa-IR"/>
+        </w:rPr>
+        <w:t xml:space="preserve">Kroll, A. (2015). Drivers of performance information use: Systematic literature review and directions for future research. </w:t>
+      </w:r>
+      <w:r>
+        <w:rPr>
+          <w:rFonts w:ascii="Times New Roman" w:hAnsi="Times New Roman" w:cs="Times New Roman" w:eastAsia="Times New Roman"/>
+          <w:i/>
+          <w:iCs/>
+          <w:sz w:val="22"/>
+          <w:szCs w:val="22"/>
+          <w:lang w:val="en-US" w:bidi="fa-IR"/>
+        </w:rPr>
+        <w:t xml:space="preserve">Public Performance &amp; Management Review, 38</w:t>
+      </w:r>
+      <w:r>
+        <w:rPr>
+          <w:rFonts w:ascii="Times New Roman" w:hAnsi="Times New Roman" w:cs="Times New Roman" w:eastAsia="Times New Roman"/>
+          <w:sz w:val="22"/>
+          <w:szCs w:val="22"/>
+          <w:lang w:val="en-US" w:bidi="fa-IR"/>
+        </w:rPr>
+        <w:t xml:space="preserve">(3), 459–486. https://doi.org/10.1080/15309576.2015.1006469</w:t>
       </w:r>
     </w:p>
     <w:p>
       <w:pPr>
-        <w:spacing w:before="0" w:after="30" w:line="240" w:lineRule="auto"/>
+        <w:spacing w:before="0" w:after="40" w:line="240" w:lineRule="auto"/>
+        <w:ind w:left="567" w:hanging="567"/>
         <w:jc w:val="left"/>
       </w:pPr>
       <w:r>
         <w:rPr>
           <w:rFonts w:ascii="Times New Roman" w:hAnsi="Times New Roman" w:cs="Times New Roman" w:eastAsia="Times New Roman"/>
-          <w:sz w:val="24"/>
-          <w:szCs w:val="24"/>
-          <w:lang w:val="en-US" w:bidi="fa-IR"/>
-        </w:rPr>
-        <w:t xml:space="preserve">DeLone, W. H., &amp; McLean, E. R. (2003). The DeLone and McLean model of information systems success: A ten-year update. Journal of Management Information Systems, 19(4), 9–30. https:doi.org/10.1080/07421222.2003.11045748</w:t>
+          <w:sz w:val="22"/>
+          <w:szCs w:val="22"/>
+          <w:lang w:val="en-US" w:bidi="fa-IR"/>
+        </w:rPr>
+        <w:t xml:space="preserve">DeLone, W. H., &amp; McLean, E. R. (2003). The DeLone and McLean model of information systems success: A ten-year update. </w:t>
+      </w:r>
+      <w:r>
+        <w:rPr>
+          <w:rFonts w:ascii="Times New Roman" w:hAnsi="Times New Roman" w:cs="Times New Roman" w:eastAsia="Times New Roman"/>
+          <w:i/>
+          <w:iCs/>
+          <w:sz w:val="22"/>
+          <w:szCs w:val="22"/>
+          <w:lang w:val="en-US" w:bidi="fa-IR"/>
+        </w:rPr>
+        <w:t xml:space="preserve">Journal of Management Information Systems, 19</w:t>
+      </w:r>
+      <w:r>
+        <w:rPr>
+          <w:rFonts w:ascii="Times New Roman" w:hAnsi="Times New Roman" w:cs="Times New Roman" w:eastAsia="Times New Roman"/>
+          <w:sz w:val="22"/>
+          <w:szCs w:val="22"/>
+          <w:lang w:val="en-US" w:bidi="fa-IR"/>
+        </w:rPr>
+        <w:t xml:space="preserve">(4), 9–30. https://doi.org/10.1080/07421222.2003.11045748</w:t>
       </w:r>
     </w:p>
     <w:p>
@@ -10352,47 +10814,110 @@
     </w:p>
     <w:p>
       <w:pPr>
-        <w:spacing w:before="0" w:after="30" w:line="240" w:lineRule="auto"/>
+        <w:spacing w:before="0" w:after="40" w:line="240" w:lineRule="auto"/>
+        <w:ind w:left="567" w:hanging="567"/>
         <w:jc w:val="left"/>
       </w:pPr>
       <w:r>
         <w:rPr>
           <w:rFonts w:ascii="Times New Roman" w:hAnsi="Times New Roman" w:cs="Times New Roman" w:eastAsia="Times New Roman"/>
-          <w:sz w:val="24"/>
-          <w:szCs w:val="24"/>
-          <w:lang w:val="en-US" w:bidi="fa-IR"/>
-        </w:rPr>
-        <w:t xml:space="preserve">Bovens, M. (2007). Analysing and assessing accountability: A conceptual framework. European Law Journal, 13(4), 447–468. https:doi.org/10.1111/j.1468-0386.2007.00378.x</w:t>
+          <w:sz w:val="22"/>
+          <w:szCs w:val="22"/>
+          <w:lang w:val="en-US" w:bidi="fa-IR"/>
+        </w:rPr>
+        <w:t xml:space="preserve">Bovens, M. (2007). Analysing and assessing accountability: A conceptual framework. </w:t>
+      </w:r>
+      <w:r>
+        <w:rPr>
+          <w:rFonts w:ascii="Times New Roman" w:hAnsi="Times New Roman" w:cs="Times New Roman" w:eastAsia="Times New Roman"/>
+          <w:i/>
+          <w:iCs/>
+          <w:sz w:val="22"/>
+          <w:szCs w:val="22"/>
+          <w:lang w:val="en-US" w:bidi="fa-IR"/>
+        </w:rPr>
+        <w:t xml:space="preserve">European Law Journal, 13</w:t>
+      </w:r>
+      <w:r>
+        <w:rPr>
+          <w:rFonts w:ascii="Times New Roman" w:hAnsi="Times New Roman" w:cs="Times New Roman" w:eastAsia="Times New Roman"/>
+          <w:sz w:val="22"/>
+          <w:szCs w:val="22"/>
+          <w:lang w:val="en-US" w:bidi="fa-IR"/>
+        </w:rPr>
+        <w:t xml:space="preserve">(4), 447–468. https://doi.org/10.1111/j.1468-0386.2007.00378.x</w:t>
       </w:r>
     </w:p>
     <w:p>
       <w:pPr>
-        <w:spacing w:before="0" w:after="30" w:line="240" w:lineRule="auto"/>
+        <w:spacing w:before="0" w:after="40" w:line="240" w:lineRule="auto"/>
+        <w:ind w:left="567" w:hanging="567"/>
         <w:jc w:val="left"/>
       </w:pPr>
       <w:r>
         <w:rPr>
           <w:rFonts w:ascii="Times New Roman" w:hAnsi="Times New Roman" w:cs="Times New Roman" w:eastAsia="Times New Roman"/>
-          <w:sz w:val="24"/>
-          <w:szCs w:val="24"/>
-          <w:lang w:val="en-US" w:bidi="fa-IR"/>
-        </w:rPr>
-        <w:t xml:space="preserve">Bracci, E., Humphrey, C., Moll, J., &amp; Steccolini, I. (2015). Public sector accounting, accountability and austerity: More than balancing the books? Accounting, Auditing &amp; Accountability Journal, 28(6), 878–908. https:doi.org/10.1108/AAAJ-06-2015-2089</w:t>
+          <w:sz w:val="22"/>
+          <w:szCs w:val="22"/>
+          <w:lang w:val="en-US" w:bidi="fa-IR"/>
+        </w:rPr>
+        <w:t xml:space="preserve">Bracci, E., Humphrey, C., Moll, J., &amp; Steccolini, I. (2015). Public sector accounting, accountability and austerity: More than balancing the books? </w:t>
+      </w:r>
+      <w:r>
+        <w:rPr>
+          <w:rFonts w:ascii="Times New Roman" w:hAnsi="Times New Roman" w:cs="Times New Roman" w:eastAsia="Times New Roman"/>
+          <w:i/>
+          <w:iCs/>
+          <w:sz w:val="22"/>
+          <w:szCs w:val="22"/>
+          <w:lang w:val="en-US" w:bidi="fa-IR"/>
+        </w:rPr>
+        <w:t xml:space="preserve">Accounting, Auditing &amp; Accountability Journal, 28</w:t>
+      </w:r>
+      <w:r>
+        <w:rPr>
+          <w:rFonts w:ascii="Times New Roman" w:hAnsi="Times New Roman" w:cs="Times New Roman" w:eastAsia="Times New Roman"/>
+          <w:sz w:val="22"/>
+          <w:szCs w:val="22"/>
+          <w:lang w:val="en-US" w:bidi="fa-IR"/>
+        </w:rPr>
+        <w:t xml:space="preserve">(6), 878–908. https://doi.org/10.1108/AAAJ-06-2015-2089</w:t>
       </w:r>
     </w:p>
     <w:p>
       <w:pPr>
-        <w:spacing w:before="0" w:after="30" w:line="240" w:lineRule="auto"/>
+        <w:spacing w:before="0" w:after="40" w:line="240" w:lineRule="auto"/>
+        <w:ind w:left="567" w:hanging="567"/>
         <w:jc w:val="left"/>
       </w:pPr>
       <w:r>
         <w:rPr>
           <w:rFonts w:ascii="Times New Roman" w:hAnsi="Times New Roman" w:cs="Times New Roman" w:eastAsia="Times New Roman"/>
-          <w:sz w:val="24"/>
-          <w:szCs w:val="24"/>
-          <w:lang w:val="en-US" w:bidi="fa-IR"/>
-        </w:rPr>
-        <w:t xml:space="preserve">Moore, M. H. (1995). Creating public value: Strategic management in government. Cambridge, MA: Harvard University Press.</w:t>
+          <w:sz w:val="22"/>
+          <w:szCs w:val="22"/>
+          <w:lang w:val="en-US" w:bidi="fa-IR"/>
+        </w:rPr>
+        <w:t xml:space="preserve">Moore, M. H. (1995). </w:t>
+      </w:r>
+      <w:r>
+        <w:rPr>
+          <w:rFonts w:ascii="Times New Roman" w:hAnsi="Times New Roman" w:cs="Times New Roman" w:eastAsia="Times New Roman"/>
+          <w:i/>
+          <w:iCs/>
+          <w:sz w:val="22"/>
+          <w:szCs w:val="22"/>
+          <w:lang w:val="en-US" w:bidi="fa-IR"/>
+        </w:rPr>
+        <w:t xml:space="preserve">Creating public value: Strategic management in government</w:t>
+      </w:r>
+      <w:r>
+        <w:rPr>
+          <w:rFonts w:ascii="Times New Roman" w:hAnsi="Times New Roman" w:cs="Times New Roman" w:eastAsia="Times New Roman"/>
+          <w:sz w:val="22"/>
+          <w:szCs w:val="22"/>
+          <w:lang w:val="en-US" w:bidi="fa-IR"/>
+        </w:rPr>
+        <w:t xml:space="preserve">. Cambridge, MA: Harvard University Press.</w:t>
       </w:r>
     </w:p>
     <w:p>
